--- a/document.docx
+++ b/document.docx
@@ -32,127 +32,158 @@
           <w:bCs/>
         </w:rPr>
       </w:pPr>
-      <w:r>
-        <w:rPr>
-          <w:b/>
-          <w:bCs/>
-        </w:rPr>
-        <w:t xml:space="preserve">1. </w:t>
-      </w:r>
-      <w:proofErr w:type="spellStart"/>
-      <w:r>
-        <w:rPr>
-          <w:b/>
-          <w:bCs/>
-        </w:rPr>
-        <w:t>Tạo</w:t>
-      </w:r>
-      <w:proofErr w:type="spellEnd"/>
-      <w:r>
-        <w:rPr>
-          <w:b/>
-          <w:bCs/>
-        </w:rPr>
-        <w:t xml:space="preserve"> marker </w:t>
-      </w:r>
-      <w:proofErr w:type="spellStart"/>
-      <w:r>
-        <w:rPr>
-          <w:b/>
-          <w:bCs/>
-        </w:rPr>
-        <w:t>cho</w:t>
-      </w:r>
-      <w:proofErr w:type="spellEnd"/>
-      <w:r>
-        <w:rPr>
-          <w:b/>
-          <w:bCs/>
-        </w:rPr>
-        <w:t xml:space="preserve"> </w:t>
-      </w:r>
-      <w:proofErr w:type="spellStart"/>
-      <w:r>
-        <w:rPr>
-          <w:b/>
-          <w:bCs/>
-        </w:rPr>
-        <w:t>quán</w:t>
-      </w:r>
-      <w:proofErr w:type="spellEnd"/>
-      <w:r>
-        <w:rPr>
-          <w:b/>
-          <w:bCs/>
-        </w:rPr>
-        <w:t xml:space="preserve"> (</w:t>
-      </w:r>
-      <w:proofErr w:type="spellStart"/>
-      <w:r>
-        <w:rPr>
-          <w:b/>
-          <w:bCs/>
-        </w:rPr>
-        <w:t>Bước</w:t>
-      </w:r>
-      <w:proofErr w:type="spellEnd"/>
-      <w:r>
-        <w:rPr>
-          <w:b/>
-          <w:bCs/>
-        </w:rPr>
-        <w:t xml:space="preserve"> </w:t>
-      </w:r>
-      <w:proofErr w:type="spellStart"/>
-      <w:r>
-        <w:rPr>
-          <w:b/>
-          <w:bCs/>
-        </w:rPr>
-        <w:t>quan</w:t>
-      </w:r>
-      <w:proofErr w:type="spellEnd"/>
-      <w:r>
-        <w:rPr>
-          <w:b/>
-          <w:bCs/>
-        </w:rPr>
-        <w:t xml:space="preserve"> </w:t>
-      </w:r>
-      <w:proofErr w:type="spellStart"/>
-      <w:r>
-        <w:rPr>
-          <w:b/>
-          <w:bCs/>
-        </w:rPr>
-        <w:t>trọng</w:t>
-      </w:r>
-      <w:proofErr w:type="spellEnd"/>
-      <w:r>
-        <w:rPr>
-          <w:b/>
-          <w:bCs/>
-        </w:rPr>
-        <w:t xml:space="preserve"> </w:t>
-      </w:r>
-      <w:proofErr w:type="spellStart"/>
-      <w:r>
-        <w:rPr>
-          <w:b/>
-          <w:bCs/>
-        </w:rPr>
-        <w:t>nhất</w:t>
-      </w:r>
-      <w:proofErr w:type="spellEnd"/>
-      <w:r>
-        <w:rPr>
-          <w:b/>
-          <w:bCs/>
-        </w:rPr>
-        <w:t>)</w:t>
-      </w:r>
     </w:p>
     <w:p>
+      <w:pPr>
+        <w:rPr>
+          <w:b/>
+          <w:bCs/>
+        </w:rPr>
+      </w:pPr>
+      <w:r>
+        <w:rPr>
+          <w:b/>
+          <w:bCs/>
+        </w:rPr>
+        <w:t>https://jeromeetienne.github.io/AR.js/three.js/examples/marker-training/examples/generator.html</w:t>
+      </w:r>
+    </w:p>
+    <w:p>
+      <w:pPr>
+        <w:rPr>
+          <w:b/>
+          <w:bCs/>
+        </w:rPr>
+      </w:pPr>
+    </w:p>
+    <w:p>
+      <w:pPr>
+        <w:rPr>
+          <w:b/>
+          <w:bCs/>
+        </w:rPr>
+      </w:pPr>
+      <w:r>
+        <w:rPr>
+          <w:b/>
+          <w:bCs/>
+        </w:rPr>
+        <w:t xml:space="preserve">1. </w:t>
+      </w:r>
+      <w:proofErr w:type="spellStart"/>
+      <w:r>
+        <w:rPr>
+          <w:b/>
+          <w:bCs/>
+        </w:rPr>
+        <w:t>Tạo</w:t>
+      </w:r>
+      <w:proofErr w:type="spellEnd"/>
+      <w:r>
+        <w:rPr>
+          <w:b/>
+          <w:bCs/>
+        </w:rPr>
+        <w:t xml:space="preserve"> marker </w:t>
+      </w:r>
+      <w:proofErr w:type="spellStart"/>
+      <w:r>
+        <w:rPr>
+          <w:b/>
+          <w:bCs/>
+        </w:rPr>
+        <w:t>cho</w:t>
+      </w:r>
+      <w:proofErr w:type="spellEnd"/>
+      <w:r>
+        <w:rPr>
+          <w:b/>
+          <w:bCs/>
+        </w:rPr>
+        <w:t xml:space="preserve"> </w:t>
+      </w:r>
+      <w:proofErr w:type="spellStart"/>
+      <w:r>
+        <w:rPr>
+          <w:b/>
+          <w:bCs/>
+        </w:rPr>
+        <w:t>quán</w:t>
+      </w:r>
+      <w:proofErr w:type="spellEnd"/>
+      <w:r>
+        <w:rPr>
+          <w:b/>
+          <w:bCs/>
+        </w:rPr>
+        <w:t xml:space="preserve"> (</w:t>
+      </w:r>
+      <w:proofErr w:type="spellStart"/>
+      <w:r>
+        <w:rPr>
+          <w:b/>
+          <w:bCs/>
+        </w:rPr>
+        <w:t>Bước</w:t>
+      </w:r>
+      <w:proofErr w:type="spellEnd"/>
+      <w:r>
+        <w:rPr>
+          <w:b/>
+          <w:bCs/>
+        </w:rPr>
+        <w:t xml:space="preserve"> </w:t>
+      </w:r>
+      <w:proofErr w:type="spellStart"/>
+      <w:r>
+        <w:rPr>
+          <w:b/>
+          <w:bCs/>
+        </w:rPr>
+        <w:t>quan</w:t>
+      </w:r>
+      <w:proofErr w:type="spellEnd"/>
+      <w:r>
+        <w:rPr>
+          <w:b/>
+          <w:bCs/>
+        </w:rPr>
+        <w:t xml:space="preserve"> </w:t>
+      </w:r>
+      <w:proofErr w:type="spellStart"/>
+      <w:r>
+        <w:rPr>
+          <w:b/>
+          <w:bCs/>
+        </w:rPr>
+        <w:t>trọng</w:t>
+      </w:r>
+      <w:proofErr w:type="spellEnd"/>
+      <w:r>
+        <w:rPr>
+          <w:b/>
+          <w:bCs/>
+        </w:rPr>
+        <w:t xml:space="preserve"> </w:t>
+      </w:r>
+      <w:proofErr w:type="spellStart"/>
+      <w:r>
+        <w:rPr>
+          <w:b/>
+          <w:bCs/>
+        </w:rPr>
+        <w:t>nhất</w:t>
+      </w:r>
+      <w:proofErr w:type="spellEnd"/>
+      <w:r>
+        <w:rPr>
+          <w:b/>
+          <w:bCs/>
+        </w:rPr>
+        <w:t>)</w:t>
+      </w:r>
+    </w:p>
+    <w:p>
       <w:proofErr w:type="spellStart"/>
       <w:r>
         <w:t>Hiện</w:t>
@@ -186,12 +217,10 @@
         <w:t> </w:t>
       </w:r>
       <w:proofErr w:type="spellStart"/>
-      <w:proofErr w:type="gramStart"/>
       <w:r>
         <w:t>hiro.patt</w:t>
       </w:r>
       <w:proofErr w:type="spellEnd"/>
-      <w:proofErr w:type="gramEnd"/>
       <w:r>
         <w:t> </w:t>
       </w:r>
@@ -204,12 +233,10 @@
         <w:t> </w:t>
       </w:r>
       <w:proofErr w:type="spellStart"/>
-      <w:proofErr w:type="gramStart"/>
       <w:r>
         <w:t>kanji.patt</w:t>
       </w:r>
       <w:proofErr w:type="spellEnd"/>
-      <w:proofErr w:type="gramEnd"/>
       <w:r>
         <w:t xml:space="preserve">. </w:t>
       </w:r>
@@ -747,7 +774,6 @@
         <w:t xml:space="preserve"> </w:t>
       </w:r>
       <w:proofErr w:type="spellStart"/>
-      <w:proofErr w:type="gramStart"/>
       <w:r>
         <w:t>về</w:t>
       </w:r>
@@ -760,12 +786,10 @@
         <w:t>gltf</w:t>
       </w:r>
       <w:proofErr w:type="spellEnd"/>
-      <w:proofErr w:type="gramEnd"/>
       <w:r>
         <w:t> </w:t>
       </w:r>
       <w:proofErr w:type="spellStart"/>
-      <w:proofErr w:type="gramStart"/>
       <w:r>
         <w:t>hoặc</w:t>
       </w:r>
@@ -778,7 +802,6 @@
         <w:t>glb</w:t>
       </w:r>
       <w:proofErr w:type="spellEnd"/>
-      <w:proofErr w:type="gramEnd"/>
       <w:r>
         <w:t xml:space="preserve">, upload </w:t>
       </w:r>
@@ -813,21 +836,12 @@
       </w:r>
     </w:p>
     <w:p>
-      <w:proofErr w:type="gramStart"/>
       <w:r>
         <w:rPr>
           <w:i/>
           <w:iCs/>
         </w:rPr>
-        <w:t>&lt;!--</w:t>
-      </w:r>
-      <w:proofErr w:type="gramEnd"/>
-      <w:r>
-        <w:rPr>
-          <w:i/>
-          <w:iCs/>
-        </w:rPr>
-        <w:t xml:space="preserve"> Thay </w:t>
+        <w:t xml:space="preserve">&lt;!-- Thay </w:t>
       </w:r>
       <w:proofErr w:type="spellStart"/>
       <w:r>
@@ -1155,13 +1169,8 @@
       </w:r>
       <w:proofErr w:type="spellEnd"/>
       <w:r>
-        <w:t> http://[IP-may-tinh</w:t>
-      </w:r>
-      <w:proofErr w:type="gramStart"/>
-      <w:r>
-        <w:t>]:5500/ar-menu.html</w:t>
-      </w:r>
-      <w:proofErr w:type="gramEnd"/>
+        <w:t> http://[IP-may-tinh]:5500/ar-menu.html</w:t>
+      </w:r>
     </w:p>
     <w:p>
       <w:pPr>
@@ -1285,6 +1294,7 @@
     <w:p>
       <w:proofErr w:type="spellStart"/>
       <w:r>
+        <w:lastRenderedPageBreak/>
         <w:t>Sửa</w:t>
       </w:r>
       <w:proofErr w:type="spellEnd"/>
@@ -1357,15 +1367,7 @@
     </w:p>
     <w:p>
       <w:r>
-        <w:t>'</w:t>
-      </w:r>
-      <w:proofErr w:type="gramStart"/>
-      <w:r>
-        <w:t>marker</w:t>
-      </w:r>
-      <w:proofErr w:type="gramEnd"/>
-      <w:r>
-        <w:t>-</w:t>
+        <w:t>'marker-</w:t>
       </w:r>
       <w:proofErr w:type="spellStart"/>
       <w:r>
@@ -1399,7 +1401,6 @@
     </w:p>
     <w:p>
       <w:r>
-        <w:lastRenderedPageBreak/>
         <w:t xml:space="preserve">    name: 'ẾCH XÀO SẢ ỚT',</w:t>
       </w:r>
     </w:p>
@@ -1418,15 +1419,7 @@
     </w:p>
     <w:p>
       <w:r>
-        <w:t xml:space="preserve">    sizes: </w:t>
-      </w:r>
-      <w:proofErr w:type="gramStart"/>
-      <w:r>
-        <w:t>{ ...</w:t>
-      </w:r>
-      <w:proofErr w:type="gramEnd"/>
-      <w:r>
-        <w:t xml:space="preserve"> },</w:t>
+        <w:t xml:space="preserve">    sizes: { ... },</w:t>
       </w:r>
     </w:p>
     <w:p>
@@ -2748,6 +2741,7 @@
           <w:b/>
           <w:bCs/>
         </w:rPr>
+        <w:lastRenderedPageBreak/>
         <w:t>Tích</w:t>
       </w:r>
       <w:proofErr w:type="spellEnd"/>
@@ -3064,7 +3058,6 @@
       </w:pPr>
       <w:proofErr w:type="spellStart"/>
       <w:r>
-        <w:lastRenderedPageBreak/>
         <w:t>Tích</w:t>
       </w:r>
       <w:proofErr w:type="spellEnd"/>
@@ -4434,6 +4427,7 @@
           <w:b/>
           <w:bCs/>
         </w:rPr>
+        <w:lastRenderedPageBreak/>
         <w:t>Ảnh</w:t>
       </w:r>
       <w:proofErr w:type="spellEnd"/>
@@ -4910,7 +4904,6 @@
     </w:p>
     <w:p>
       <w:r>
-        <w:lastRenderedPageBreak/>
         <w:t>text</w:t>
       </w:r>
     </w:p>
@@ -4974,26 +4967,16 @@
       </w:r>
     </w:p>
     <w:p>
-      <w:proofErr w:type="gramStart"/>
-      <w:r>
-        <w:t>│  (</w:t>
-      </w:r>
-      <w:proofErr w:type="gramEnd"/>
-      <w:r>
-        <w:t xml:space="preserve"> con </w:t>
-      </w:r>
-      <w:proofErr w:type="spellStart"/>
-      <w:proofErr w:type="gramStart"/>
+      <w:r>
+        <w:t xml:space="preserve">│  ( con </w:t>
+      </w:r>
+      <w:proofErr w:type="spellStart"/>
       <w:r>
         <w:t>ếch</w:t>
       </w:r>
       <w:proofErr w:type="spellEnd"/>
       <w:r>
-        <w:t xml:space="preserve"> )</w:t>
-      </w:r>
-      <w:proofErr w:type="gramEnd"/>
-      <w:r>
-        <w:t xml:space="preserve">    │</w:t>
+        <w:t xml:space="preserve"> )    │</w:t>
       </w:r>
     </w:p>
     <w:p>
@@ -5689,15 +5672,7 @@
         <w:t>📥</w:t>
       </w:r>
       <w:r>
-        <w:t xml:space="preserve"> Download </w:t>
-      </w:r>
-      <w:proofErr w:type="gramStart"/>
-      <w:r>
-        <w:t>Marker  &lt;</w:t>
-      </w:r>
-      <w:proofErr w:type="gramEnd"/>
-      <w:r>
-        <w:t xml:space="preserve">--- </w:t>
+        <w:t xml:space="preserve"> Download Marker  &lt;--- </w:t>
       </w:r>
       <w:proofErr w:type="spellStart"/>
       <w:r>
@@ -5855,12 +5830,10 @@
         <w:t> </w:t>
       </w:r>
       <w:proofErr w:type="spellStart"/>
-      <w:proofErr w:type="gramStart"/>
       <w:r>
         <w:t>marker.patt</w:t>
       </w:r>
       <w:proofErr w:type="spellEnd"/>
-      <w:proofErr w:type="gramEnd"/>
     </w:p>
     <w:p>
       <w:pPr>
@@ -5874,6 +5847,7 @@
           <w:b/>
           <w:bCs/>
         </w:rPr>
+        <w:lastRenderedPageBreak/>
         <w:t xml:space="preserve">Các file </w:t>
       </w:r>
       <w:proofErr w:type="spellStart"/>
@@ -6043,7 +6017,6 @@
           <w:p>
             <w:proofErr w:type="spellStart"/>
             <w:r>
-              <w:lastRenderedPageBreak/>
               <w:t>Nút</w:t>
             </w:r>
             <w:proofErr w:type="spellEnd"/>
@@ -7521,6 +7494,7 @@
           <w:b/>
           <w:bCs/>
         </w:rPr>
+        <w:lastRenderedPageBreak/>
         <w:t>Link 2:</w:t>
       </w:r>
       <w:r>
@@ -7626,7 +7600,6 @@
           <w:szCs w:val="30"/>
           <w14:ligatures w14:val="none"/>
         </w:rPr>
-        <w:lastRenderedPageBreak/>
         <w:t>Upload file .</w:t>
       </w:r>
       <w:proofErr w:type="spellStart"/>
@@ -8307,22 +8280,8 @@
           <w:shd w:val="clear" w:color="auto" w:fill="EBEEF2"/>
           <w14:ligatures w14:val="none"/>
         </w:rPr>
-        <w:t>pattern-3</w:t>
-      </w:r>
-      <w:proofErr w:type="gramStart"/>
-      <w:r>
-        <w:rPr>
-          <w:rFonts w:ascii="Consolas" w:eastAsia="Times New Roman" w:hAnsi="Consolas" w:cs="Courier New"/>
-          <w:color w:val="0F1115"/>
-          <w:kern w:val="0"/>
-          <w:sz w:val="21"/>
-          <w:szCs w:val="21"/>
-          <w:shd w:val="clear" w:color="auto" w:fill="EBEEF2"/>
-          <w14:ligatures w14:val="none"/>
-        </w:rPr>
-        <w:t>d.patt</w:t>
-      </w:r>
-      <w:proofErr w:type="gramEnd"/>
+        <w:t>pattern-3d.patt</w:t>
+      </w:r>
       <w:r>
         <w:rPr>
           <w:rFonts w:ascii="Segoe UI" w:eastAsia="Times New Roman" w:hAnsi="Segoe UI" w:cs="Segoe UI"/>
